--- a/templates/documents/supervisor-review.docx
+++ b/templates/documents/supervisor-review.docx
@@ -33,45 +33,45 @@
         <w:rPr>
           <w:lang w:val="en-US"/>
         </w:rPr>
-        <w:t>{{</w:t>
+        <w:t xml:space="preserve">{{student_full_name}}, </w:t>
       </w:r>
       <w:proofErr w:type="spellStart"/>
       <w:r>
         <w:rPr>
           <w:lang w:val="en-US"/>
         </w:rPr>
-        <w:t>student_full_name</w:t>
+        <w:t/>
       </w:r>
       <w:proofErr w:type="spellEnd"/>
       <w:r>
         <w:rPr>
           <w:lang w:val="en-US"/>
         </w:rPr>
-        <w:t>}}</w:t>
-      </w:r>
-      <w:r>
-        <w:rPr>
-          <w:lang w:val="en-US"/>
-        </w:rPr>
-        <w:t xml:space="preserve"> </w:t>
-      </w:r>
-      <w:r>
-        <w:t>ФИО</w:t>
-      </w:r>
-      <w:r>
-        <w:rPr>
-          <w:lang w:val="en-US"/>
-        </w:rPr>
-        <w:t xml:space="preserve"> </w:t>
-      </w:r>
-      <w:r>
-        <w:t>студента</w:t>
-      </w:r>
-      <w:r>
-        <w:rPr>
-          <w:lang w:val="en-US"/>
-        </w:rPr>
-        <w:t xml:space="preserve">, </w:t>
+        <w:t/>
+      </w:r>
+      <w:r>
+        <w:rPr>
+          <w:lang w:val="en-US"/>
+        </w:rPr>
+        <w:t xml:space="preserve"/>
+      </w:r>
+      <w:r>
+        <w:t/>
+      </w:r>
+      <w:r>
+        <w:rPr>
+          <w:lang w:val="en-US"/>
+        </w:rPr>
+        <w:t xml:space="preserve"/>
+      </w:r>
+      <w:r>
+        <w:t/>
+      </w:r>
+      <w:r>
+        <w:rPr>
+          <w:lang w:val="en-US"/>
+        </w:rPr>
+        <w:t xml:space="preserve"/>
       </w:r>
     </w:p>
     <w:p>
@@ -1083,7 +1083,7 @@
         <w:spacing w:line="360" w:lineRule="auto"/>
       </w:pPr>
       <w:r>
-        <w:t>«24» июля 2026 г.</w:t>
+        <w:t xml:space="preserve">{{review_date}} г.</w:t>
       </w:r>
     </w:p>
     <w:p>
